--- a/downloads/ola-ta-pollaplis.docx
+++ b/downloads/ola-ta-pollaplis.docx
@@ -103,7 +103,7 @@
         <w:pStyle w:val="Heading3"/>
       </w:pPr>
       <w:r>
-        <w:t>2. Ποια εφαρμογή του/της κοινωνική νόηση ως ερευνητική προσέγγιση θα απέφευγε την πιο συνηθισμένη εξεταστική παγίδα;</w:t>
+        <w:t>2. Ποια εφαρμογή του/της κοινωνική νόηση ως ερευνητική προσέγγιση αντιμετωπίζει σωστά μια συνηθισμένη εννοιολογική σύγχυση;</w:t>
       </w:r>
     </w:p>
     <w:p>
@@ -347,7 +347,7 @@
         <w:pStyle w:val="Heading3"/>
       </w:pPr>
       <w:r>
-        <w:t>6. Ποια εφαρμογή του/της ενδοσκόπηση και συμπεριφοριστική κριτική θα απέφευγε την πιο συνηθισμένη εξεταστική παγίδα;</w:t>
+        <w:t>6. Ποια εφαρμογή του/της ενδοσκόπηση και συμπεριφοριστική κριτική αντιμετωπίζει σωστά μια συνηθισμένη εννοιολογική σύγχυση;</w:t>
       </w:r>
     </w:p>
     <w:p>
@@ -591,7 +591,7 @@
         <w:pStyle w:val="Heading3"/>
       </w:pPr>
       <w:r>
-        <w:t>10. Ποια εφαρμογή του/της γνωστική επανάσταση θα απέφευγε την πιο συνηθισμένη εξεταστική παγίδα;</w:t>
+        <w:t>10. Ποια εφαρμογή του/της γνωστική επανάσταση αντιμετωπίζει σωστά μια συνηθισμένη εννοιολογική σύγχυση;</w:t>
       </w:r>
     </w:p>
     <w:p>
@@ -774,7 +774,7 @@
         <w:pStyle w:val="Heading3"/>
       </w:pPr>
       <w:r>
-        <w:t>13. Ποια εφαρμογή του/της μοντέλο γνωστικής συνέπειας θα απέφευγε την πιο συνηθισμένη εξεταστική παγίδα;</w:t>
+        <w:t>13. Ποια εφαρμογή του/της μοντέλο γνωστικής συνέπειας αντιμετωπίζει σωστά μια συνηθισμένη εννοιολογική σύγχυση;</w:t>
       </w:r>
     </w:p>
     <w:p>
@@ -896,7 +896,7 @@
         <w:pStyle w:val="Heading3"/>
       </w:pPr>
       <w:r>
-        <w:t>15. Σε σενάριο όπου κάποιος προσπαθεί να καταλάβει γιατί απέτυχε σε μια εξέταση, ποια απάντηση δείχνει την πιο κριτική κατανόηση του θέματος;</w:t>
+        <w:t>15. Σε σενάριο όπου κάποιος προσπαθεί να καταλάβει γιατί απέτυχε σε μια απαιτητική εργασία, ποια απάντηση δείχνει την πιο κριτική κατανόηση του θέματος;</w:t>
       </w:r>
     </w:p>
     <w:p>
@@ -957,7 +957,7 @@
         <w:pStyle w:val="Heading3"/>
       </w:pPr>
       <w:r>
-        <w:t>16. Ποια εφαρμογή του/της απλοϊκός επιστήμονας θα απέφευγε την πιο συνηθισμένη εξεταστική παγίδα;</w:t>
+        <w:t>16. Ποια εφαρμογή του/της απλοϊκός επιστήμονας αντιμετωπίζει σωστά μια συνηθισμένη εννοιολογική σύγχυση;</w:t>
       </w:r>
     </w:p>
     <w:p>
@@ -1140,7 +1140,7 @@
         <w:pStyle w:val="Heading3"/>
       </w:pPr>
       <w:r>
-        <w:t>19. Ποια εφαρμογή του/της γνωστικός φιλάργυρος θα απέφευγε την πιο συνηθισμένη εξεταστική παγίδα;</w:t>
+        <w:t>19. Ποια εφαρμογή του/της γνωστικός φιλάργυρος αντιμετωπίζει σωστά μια συνηθισμένη εννοιολογική σύγχυση;</w:t>
       </w:r>
     </w:p>
     <w:p>
@@ -1323,7 +1323,7 @@
         <w:pStyle w:val="Heading3"/>
       </w:pPr>
       <w:r>
-        <w:t>22. Ποια εφαρμογή του/της τακτικός βάσει κινήτρων θα απέφευγε την πιο συνηθισμένη εξεταστική παγίδα;</w:t>
+        <w:t>22. Ποια εφαρμογή του/της τακτικός βάσει κινήτρων αντιμετωπίζει σωστά μια συνηθισμένη εννοιολογική σύγχυση;</w:t>
       </w:r>
     </w:p>
     <w:p>
@@ -1506,7 +1506,7 @@
         <w:pStyle w:val="Heading3"/>
       </w:pPr>
       <w:r>
-        <w:t>25. Ποια εφαρμογή του/της ενεργοποιημένος δράστης θα απέφευγε την πιο συνηθισμένη εξεταστική παγίδα;</w:t>
+        <w:t>25. Ποια εφαρμογή του/της ενεργοποιημένος δράστης αντιμετωπίζει σωστά μια συνηθισμένη εννοιολογική σύγχυση;</w:t>
       </w:r>
     </w:p>
     <w:p>
@@ -1689,7 +1689,7 @@
         <w:pStyle w:val="Heading3"/>
       </w:pPr>
       <w:r>
-        <w:t>28. Ποια εφαρμογή του/της κεντρικά χαρακτηριστικά του Asch θα απέφευγε την πιο συνηθισμένη εξεταστική παγίδα;</w:t>
+        <w:t>28. Ποια εφαρμογή του/της κεντρικά χαρακτηριστικά του Asch αντιμετωπίζει σωστά μια συνηθισμένη εννοιολογική σύγχυση;</w:t>
       </w:r>
     </w:p>
     <w:p>
@@ -1872,7 +1872,7 @@
         <w:pStyle w:val="Heading3"/>
       </w:pPr>
       <w:r>
-        <w:t>31. Ποια εφαρμογή του/της σειρά και αρνητικότητα στην εντύπωση θα απέφευγε την πιο συνηθισμένη εξεταστική παγίδα;</w:t>
+        <w:t>31. Ποια εφαρμογή του/της σειρά και αρνητικότητα στην εντύπωση αντιμετωπίζει σωστά μια συνηθισμένη εννοιολογική σύγχυση;</w:t>
       </w:r>
     </w:p>
     <w:p>
@@ -2055,7 +2055,7 @@
         <w:pStyle w:val="Heading3"/>
       </w:pPr>
       <w:r>
-        <w:t>34. Ποια εφαρμογή του/της στερεότυπα στην κοινωνική αντίληψη θα απέφευγε την πιο συνηθισμένη εξεταστική παγίδα;</w:t>
+        <w:t>34. Ποια εφαρμογή του/της στερεότυπα στην κοινωνική αντίληψη αντιμετωπίζει σωστά μια συνηθισμένη εννοιολογική σύγχυση;</w:t>
       </w:r>
     </w:p>
     <w:p>
@@ -2246,7 +2246,7 @@
         <w:pStyle w:val="Heading3"/>
       </w:pPr>
       <w:r>
-        <w:t>2. Ποια εφαρμογή του/της τριμερές μοντέλο στάσεων θα απέφευγε την πιο συνηθισμένη εξεταστική παγίδα;</w:t>
+        <w:t>2. Ποια εφαρμογή του/της τριμερές μοντέλο στάσεων αντιμετωπίζει σωστά μια συνηθισμένη εννοιολογική σύγχυση;</w:t>
       </w:r>
     </w:p>
     <w:p>
@@ -2490,7 +2490,7 @@
         <w:pStyle w:val="Heading3"/>
       </w:pPr>
       <w:r>
-        <w:t>6. Ποια εφαρμογή του/της στάση-συμπεριφορά θα απέφευγε την πιο συνηθισμένη εξεταστική παγίδα;</w:t>
+        <w:t>6. Ποια εφαρμογή του/της στάση-συμπεριφορά αντιμετωπίζει σωστά μια συνηθισμένη εννοιολογική σύγχυση;</w:t>
       </w:r>
     </w:p>
     <w:p>
@@ -2673,7 +2673,7 @@
         <w:pStyle w:val="Heading3"/>
       </w:pPr>
       <w:r>
-        <w:t>9. Ποια εφαρμογή του/της κεντρική και περιφερειακή οδός πειθούς θα απέφευγε την πιο συνηθισμένη εξεταστική παγίδα;</w:t>
+        <w:t>9. Ποια εφαρμογή του/της κεντρική και περιφερειακή οδός πειθούς αντιμετωπίζει σωστά μια συνηθισμένη εννοιολογική σύγχυση;</w:t>
       </w:r>
     </w:p>
     <w:p>
@@ -2856,7 +2856,7 @@
         <w:pStyle w:val="Heading3"/>
       </w:pPr>
       <w:r>
-        <w:t>12. Ποια εφαρμογή του/της γνωστική ασυμφωνία θα απέφευγε την πιο συνηθισμένη εξεταστική παγίδα;</w:t>
+        <w:t>12. Ποια εφαρμογή του/της γνωστική ασυμφωνία αντιμετωπίζει σωστά μια συνηθισμένη εννοιολογική σύγχυση;</w:t>
       </w:r>
     </w:p>
     <w:p>
@@ -3039,7 +3039,7 @@
         <w:pStyle w:val="Heading3"/>
       </w:pPr>
       <w:r>
-        <w:t>15. Ποια εφαρμογή του/της μέτρηση στάσεων θα απέφευγε την πιο συνηθισμένη εξεταστική παγίδα;</w:t>
+        <w:t>15. Ποια εφαρμογή του/της μέτρηση στάσεων αντιμετωπίζει σωστά μια συνηθισμένη εννοιολογική σύγχυση;</w:t>
       </w:r>
     </w:p>
     <w:p>
@@ -3222,7 +3222,7 @@
         <w:pStyle w:val="Heading3"/>
       </w:pPr>
       <w:r>
-        <w:t>18. Ποια εφαρμογή του/της στάσεις ως λόγος θα απέφευγε την πιο συνηθισμένη εξεταστική παγίδα;</w:t>
+        <w:t>18. Ποια εφαρμογή του/της στάσεις ως λόγος αντιμετωπίζει σωστά μια συνηθισμένη εννοιολογική σύγχυση;</w:t>
       </w:r>
     </w:p>
     <w:p>
@@ -3413,7 +3413,7 @@
         <w:pStyle w:val="Heading3"/>
       </w:pPr>
       <w:r>
-        <w:t>2. Ποια εφαρμογή του/της σχήματα εαυτού θα απέφευγε την πιο συνηθισμένη εξεταστική παγίδα;</w:t>
+        <w:t>2. Ποια εφαρμογή του/της σχήματα εαυτού αντιμετωπίζει σωστά μια συνηθισμένη εννοιολογική σύγχυση;</w:t>
       </w:r>
     </w:p>
     <w:p>
@@ -3657,7 +3657,7 @@
         <w:pStyle w:val="Heading3"/>
       </w:pPr>
       <w:r>
-        <w:t>6. Ποια εφαρμογή του/της αυτοαναφορά στη μνήμη θα απέφευγε την πιο συνηθισμένη εξεταστική παγίδα;</w:t>
+        <w:t>6. Ποια εφαρμογή του/της αυτοαναφορά στη μνήμη αντιμετωπίζει σωστά μια συνηθισμένη εννοιολογική σύγχυση;</w:t>
       </w:r>
     </w:p>
     <w:p>
@@ -3901,7 +3901,7 @@
         <w:pStyle w:val="Heading3"/>
       </w:pPr>
       <w:r>
-        <w:t>10. Ποια εφαρμογή του/της αυτοεκτίμηση θα απέφευγε την πιο συνηθισμένη εξεταστική παγίδα;</w:t>
+        <w:t>10. Ποια εφαρμογή του/της αυτοεκτίμηση αντιμετωπίζει σωστά μια συνηθισμένη εννοιολογική σύγχυση;</w:t>
       </w:r>
     </w:p>
     <w:p>
@@ -4084,7 +4084,7 @@
         <w:pStyle w:val="Heading3"/>
       </w:pPr>
       <w:r>
-        <w:t>13. Ποια εφαρμογή του/της αυτοπαρουσίαση θα απέφευγε την πιο συνηθισμένη εξεταστική παγίδα;</w:t>
+        <w:t>13. Ποια εφαρμογή του/της αυτοπαρουσίαση αντιμετωπίζει σωστά μια συνηθισμένη εννοιολογική σύγχυση;</w:t>
       </w:r>
     </w:p>
     <w:p>
@@ -4267,7 +4267,7 @@
         <w:pStyle w:val="Heading3"/>
       </w:pPr>
       <w:r>
-        <w:t>16. Ποια εφαρμογή του/της ιδανικός και δεοντικός εαυτός θα απέφευγε την πιο συνηθισμένη εξεταστική παγίδα;</w:t>
+        <w:t>16. Ποια εφαρμογή του/της ιδανικός και δεοντικός εαυτός αντιμετωπίζει σωστά μια συνηθισμένη εννοιολογική σύγχυση;</w:t>
       </w:r>
     </w:p>
     <w:p>
@@ -4450,7 +4450,7 @@
         <w:pStyle w:val="Heading3"/>
       </w:pPr>
       <w:r>
-        <w:t>19. Ποια εφαρμογή του/της κοινωνική ταυτότητα θα απέφευγε την πιο συνηθισμένη εξεταστική παγίδα;</w:t>
+        <w:t>19. Ποια εφαρμογή του/της κοινωνική ταυτότητα αντιμετωπίζει σωστά μια συνηθισμένη εννοιολογική σύγχυση;</w:t>
       </w:r>
     </w:p>
     <w:p>
@@ -4633,7 +4633,7 @@
         <w:pStyle w:val="Heading3"/>
       </w:pPr>
       <w:r>
-        <w:t>22. Ποια εφαρμογή του/της θετική διακριτότητα θα απέφευγε την πιο συνηθισμένη εξεταστική παγίδα;</w:t>
+        <w:t>22. Ποια εφαρμογή του/της θετική διακριτότητα αντιμετωπίζει σωστά μια συνηθισμένη εννοιολογική σύγχυση;</w:t>
       </w:r>
     </w:p>
     <w:p>
@@ -4816,7 +4816,7 @@
         <w:pStyle w:val="Heading3"/>
       </w:pPr>
       <w:r>
-        <w:t>25. Ποια εφαρμογή του/της αυτοκατηγοριοποίηση θα απέφευγε την πιο συνηθισμένη εξεταστική παγίδα;</w:t>
+        <w:t>25. Ποια εφαρμογή του/της αυτοκατηγοριοποίηση αντιμετωπίζει σωστά μια συνηθισμένη εννοιολογική σύγχυση;</w:t>
       </w:r>
     </w:p>
     <w:p>
@@ -4999,7 +4999,7 @@
         <w:pStyle w:val="Heading3"/>
       </w:pPr>
       <w:r>
-        <w:t>28. Ποια εφαρμογή του/της πολλαπλοί εαυτοί θα απέφευγε την πιο συνηθισμένη εξεταστική παγίδα;</w:t>
+        <w:t>28. Ποια εφαρμογή του/της πολλαπλοί εαυτοί αντιμετωπίζει σωστά μια συνηθισμένη εννοιολογική σύγχυση;</w:t>
       </w:r>
     </w:p>
     <w:p>
@@ -5182,7 +5182,7 @@
         <w:pStyle w:val="Heading3"/>
       </w:pPr>
       <w:r>
-        <w:t>31. Ποια εφαρμογή του/της αφήγηση εαυτού θα απέφευγε την πιο συνηθισμένη εξεταστική παγίδα;</w:t>
+        <w:t>31. Ποια εφαρμογή του/της αφήγηση εαυτού αντιμετωπίζει σωστά μια συνηθισμένη εννοιολογική σύγχυση;</w:t>
       </w:r>
     </w:p>
     <w:p>
@@ -5365,7 +5365,7 @@
         <w:pStyle w:val="Heading3"/>
       </w:pPr>
       <w:r>
-        <w:t>34. Ποια εφαρμογή του/της εαυτός και εξουσία θα απέφευγε την πιο συνηθισμένη εξεταστική παγίδα;</w:t>
+        <w:t>34. Ποια εφαρμογή του/της εαυτός και εξουσία αντιμετωπίζει σωστά μια συνηθισμένη εννοιολογική σύγχυση;</w:t>
       </w:r>
     </w:p>
     <w:p>
@@ -5495,7 +5495,7 @@
         <w:pStyle w:val="Heading3"/>
       </w:pPr>
       <w:r>
-        <w:t>1. Σε σενάριο όπου η αποτυχία ενός φοιτητή εξηγείται είτε από τεμπελιά είτε από ασθένεια και συνθήκες εξέτασης, ποια απάντηση δείχνει την πιο κριτική κατανόηση του θέματος;</w:t>
+        <w:t>1. Σε σενάριο όπου η αποτυχία ενός φοιτητή εξηγείται είτε από τεμπελιά είτε από ασθένεια και συνθήκες εργασίας, ποια απάντηση δείχνει την πιο κριτική κατανόηση του θέματος;</w:t>
       </w:r>
     </w:p>
     <w:p>
@@ -5556,7 +5556,7 @@
         <w:pStyle w:val="Heading3"/>
       </w:pPr>
       <w:r>
-        <w:t>2. Ποια εφαρμογή του/της εσωτερικές και εξωτερικές αποδόσεις θα απέφευγε την πιο συνηθισμένη εξεταστική παγίδα;</w:t>
+        <w:t>2. Ποια εφαρμογή του/της εσωτερικές και εξωτερικές αποδόσεις αντιμετωπίζει σωστά μια συνηθισμένη εννοιολογική σύγχυση;</w:t>
       </w:r>
     </w:p>
     <w:p>
@@ -5800,7 +5800,7 @@
         <w:pStyle w:val="Heading3"/>
       </w:pPr>
       <w:r>
-        <w:t>6. Ποια εφαρμογή του/της Heider και καθημερινός ψυχολόγος θα απέφευγε την πιο συνηθισμένη εξεταστική παγίδα;</w:t>
+        <w:t>6. Ποια εφαρμογή του/της Heider και καθημερινός ψυχολόγος αντιμετωπίζει σωστά μια συνηθισμένη εννοιολογική σύγχυση;</w:t>
       </w:r>
     </w:p>
     <w:p>
@@ -6044,7 +6044,7 @@
         <w:pStyle w:val="Heading3"/>
       </w:pPr>
       <w:r>
-        <w:t>10. Ποια εφαρμογή του/της αντίστοιχα συμπεράσματα θα απέφευγε την πιο συνηθισμένη εξεταστική παγίδα;</w:t>
+        <w:t>10. Ποια εφαρμογή του/της αντίστοιχα συμπεράσματα αντιμετωπίζει σωστά μια συνηθισμένη εννοιολογική σύγχυση;</w:t>
       </w:r>
     </w:p>
     <w:p>
@@ -6227,7 +6227,7 @@
         <w:pStyle w:val="Heading3"/>
       </w:pPr>
       <w:r>
-        <w:t>13. Ποια εφαρμογή του/της μοντέλο συμμεταβολής Kelley θα απέφευγε την πιο συνηθισμένη εξεταστική παγίδα;</w:t>
+        <w:t>13. Ποια εφαρμογή του/της μοντέλο συμμεταβολής Kelley αντιμετωπίζει σωστά μια συνηθισμένη εννοιολογική σύγχυση;</w:t>
       </w:r>
     </w:p>
     <w:p>
@@ -6410,7 +6410,7 @@
         <w:pStyle w:val="Heading3"/>
       </w:pPr>
       <w:r>
-        <w:t>16. Ποια εφαρμογή του/της θεμελιώδης πλάνη απόδοσης θα απέφευγε την πιο συνηθισμένη εξεταστική παγίδα;</w:t>
+        <w:t>16. Ποια εφαρμογή του/της θεμελιώδης πλάνη απόδοσης αντιμετωπίζει σωστά μια συνηθισμένη εννοιολογική σύγχυση;</w:t>
       </w:r>
     </w:p>
     <w:p>
@@ -6593,7 +6593,7 @@
         <w:pStyle w:val="Heading3"/>
       </w:pPr>
       <w:r>
-        <w:t>19. Ποια εφαρμογή του/της δράστης-παρατηρητής θα απέφευγε την πιο συνηθισμένη εξεταστική παγίδα;</w:t>
+        <w:t>19. Ποια εφαρμογή του/της δράστης-παρατηρητής αντιμετωπίζει σωστά μια συνηθισμένη εννοιολογική σύγχυση;</w:t>
       </w:r>
     </w:p>
     <w:p>
@@ -6776,7 +6776,7 @@
         <w:pStyle w:val="Heading3"/>
       </w:pPr>
       <w:r>
-        <w:t>22. Ποια εφαρμογή του/της αυτοεξυπηρετική μεροληψία θα απέφευγε την πιο συνηθισμένη εξεταστική παγίδα;</w:t>
+        <w:t>22. Ποια εφαρμογή του/της αυτοεξυπηρετική μεροληψία αντιμετωπίζει σωστά μια συνηθισμένη εννοιολογική σύγχυση;</w:t>
       </w:r>
     </w:p>
     <w:p>
@@ -6959,7 +6959,7 @@
         <w:pStyle w:val="Heading3"/>
       </w:pPr>
       <w:r>
-        <w:t>25. Ποια εφαρμογή του/της τελική πλάνη απόδοσης θα απέφευγε την πιο συνηθισμένη εξεταστική παγίδα;</w:t>
+        <w:t>25. Ποια εφαρμογή του/της τελική πλάνη απόδοσης αντιμετωπίζει σωστά μια συνηθισμένη εννοιολογική σύγχυση;</w:t>
       </w:r>
     </w:p>
     <w:p>
@@ -7142,7 +7142,7 @@
         <w:pStyle w:val="Heading3"/>
       </w:pPr>
       <w:r>
-        <w:t>28. Ποια εφαρμογή του/της Weiner και ελεγξιμότητα θα απέφευγε την πιο συνηθισμένη εξεταστική παγίδα;</w:t>
+        <w:t>28. Ποια εφαρμογή του/της Weiner και ελεγξιμότητα αντιμετωπίζει σωστά μια συνηθισμένη εννοιολογική σύγχυση;</w:t>
       </w:r>
     </w:p>
     <w:p>
@@ -7325,7 +7325,7 @@
         <w:pStyle w:val="Heading3"/>
       </w:pPr>
       <w:r>
-        <w:t>31. Ποια εφαρμογή του/της αποδόσεις ως λογοδοσία θα απέφευγε την πιο συνηθισμένη εξεταστική παγίδα;</w:t>
+        <w:t>31. Ποια εφαρμογή του/της αποδόσεις ως λογοδοσία αντιμετωπίζει σωστά μια συνηθισμένη εννοιολογική σύγχυση;</w:t>
       </w:r>
     </w:p>
     <w:p>
@@ -7508,7 +7508,7 @@
         <w:pStyle w:val="Heading3"/>
       </w:pPr>
       <w:r>
-        <w:t>34. Ποια εφαρμογή του/της πολιτικές συνέπειες των αποδόσεων θα απέφευγε την πιο συνηθισμένη εξεταστική παγίδα;</w:t>
+        <w:t>34. Ποια εφαρμογή του/της πολιτικές συνέπειες των αποδόσεων αντιμετωπίζει σωστά μια συνηθισμένη εννοιολογική σύγχυση;</w:t>
       </w:r>
     </w:p>
     <w:p>
@@ -7699,7 +7699,7 @@
         <w:pStyle w:val="Heading3"/>
       </w:pPr>
       <w:r>
-        <w:t>2. Ποια εφαρμογή του/της περιεχόμενο στερεοτύπων θα απέφευγε την πιο συνηθισμένη εξεταστική παγίδα;</w:t>
+        <w:t>2. Ποια εφαρμογή του/της περιεχόμενο στερεοτύπων αντιμετωπίζει σωστά μια συνηθισμένη εννοιολογική σύγχυση;</w:t>
       </w:r>
     </w:p>
     <w:p>
@@ -7943,7 +7943,7 @@
         <w:pStyle w:val="Heading3"/>
       </w:pPr>
       <w:r>
-        <w:t>6. Ποια εφαρμογή του/της Princeton trilogy και ιστορική μεταβολή θα απέφευγε την πιο συνηθισμένη εξεταστική παγίδα;</w:t>
+        <w:t>6. Ποια εφαρμογή του/της Princeton trilogy και ιστορική μεταβολή αντιμετωπίζει σωστά μια συνηθισμένη εννοιολογική σύγχυση;</w:t>
       </w:r>
     </w:p>
     <w:p>
@@ -8187,7 +8187,7 @@
         <w:pStyle w:val="Heading3"/>
       </w:pPr>
       <w:r>
-        <w:t>10. Ποια εφαρμογή του/της Tajfel και επίταση θα απέφευγε την πιο συνηθισμένη εξεταστική παγίδα;</w:t>
+        <w:t>10. Ποια εφαρμογή του/της Tajfel και επίταση αντιμετωπίζει σωστά μια συνηθισμένη εννοιολογική σύγχυση;</w:t>
       </w:r>
     </w:p>
     <w:p>
@@ -8370,7 +8370,7 @@
         <w:pStyle w:val="Heading3"/>
       </w:pPr>
       <w:r>
-        <w:t>13. Ποια εφαρμογή του/της γνωστικός φιλάργυρος και στερεότυπα θα απέφευγε την πιο συνηθισμένη εξεταστική παγίδα;</w:t>
+        <w:t>13. Ποια εφαρμογή του/της γνωστικός φιλάργυρος και στερεότυπα αντιμετωπίζει σωστά μια συνηθισμένη εννοιολογική σύγχυση;</w:t>
       </w:r>
     </w:p>
     <w:p>
@@ -8553,7 +8553,7 @@
         <w:pStyle w:val="Heading3"/>
       </w:pPr>
       <w:r>
-        <w:t>16. Ποια εφαρμογή του/της στερεότυπα και κωδικοποίηση θα απέφευγε την πιο συνηθισμένη εξεταστική παγίδα;</w:t>
+        <w:t>16. Ποια εφαρμογή του/της στερεότυπα και κωδικοποίηση αντιμετωπίζει σωστά μια συνηθισμένη εννοιολογική σύγχυση;</w:t>
       </w:r>
     </w:p>
     <w:p>
@@ -8736,7 +8736,7 @@
         <w:pStyle w:val="Heading3"/>
       </w:pPr>
       <w:r>
-        <w:t>19. Ποια εφαρμογή του/της στερεότυπα και μνήμη θα απέφευγε την πιο συνηθισμένη εξεταστική παγίδα;</w:t>
+        <w:t>19. Ποια εφαρμογή του/της στερεότυπα και μνήμη αντιμετωπίζει σωστά μια συνηθισμένη εννοιολογική σύγχυση;</w:t>
       </w:r>
     </w:p>
     <w:p>
@@ -8919,7 +8919,7 @@
         <w:pStyle w:val="Heading3"/>
       </w:pPr>
       <w:r>
-        <w:t>22. Ποια εφαρμογή του/της αυτοεκπληρούμενη προφητεία θα απέφευγε την πιο συνηθισμένη εξεταστική παγίδα;</w:t>
+        <w:t>22. Ποια εφαρμογή του/της αυτοεκπληρούμενη προφητεία αντιμετωπίζει σωστά μια συνηθισμένη εννοιολογική σύγχυση;</w:t>
       </w:r>
     </w:p>
     <w:p>
@@ -9102,7 +9102,7 @@
         <w:pStyle w:val="Heading3"/>
       </w:pPr>
       <w:r>
-        <w:t>25. Ποια εφαρμογή του/της Billig: κατηγοριοποίηση και επιμεροποίηση θα απέφευγε την πιο συνηθισμένη εξεταστική παγίδα;</w:t>
+        <w:t>25. Ποια εφαρμογή του/της Billig: κατηγοριοποίηση και επιμεροποίηση αντιμετωπίζει σωστά μια συνηθισμένη εννοιολογική σύγχυση;</w:t>
       </w:r>
     </w:p>
     <w:p>
@@ -9285,7 +9285,7 @@
         <w:pStyle w:val="Heading3"/>
       </w:pPr>
       <w:r>
-        <w:t>28. Ποια εφαρμογή του/της κοινωνικές αναπαραστάσεις θα απέφευγε την πιο συνηθισμένη εξεταστική παγίδα;</w:t>
+        <w:t>28. Ποια εφαρμογή του/της κοινωνικές αναπαραστάσεις αντιμετωπίζει σωστά μια συνηθισμένη εννοιολογική σύγχυση;</w:t>
       </w:r>
     </w:p>
     <w:p>
@@ -9468,7 +9468,7 @@
         <w:pStyle w:val="Heading3"/>
       </w:pPr>
       <w:r>
-        <w:t>31. Ποια εφαρμογή του/της prejudice-talk και αποποίηση θα απέφευγε την πιο συνηθισμένη εξεταστική παγίδα;</w:t>
+        <w:t>31. Ποια εφαρμογή του/της prejudice-talk και αποποίηση αντιμετωπίζει σωστά μια συνηθισμένη εννοιολογική σύγχυση;</w:t>
       </w:r>
     </w:p>
     <w:p>
@@ -9651,7 +9651,7 @@
         <w:pStyle w:val="Heading3"/>
       </w:pPr>
       <w:r>
-        <w:t>34. Ποια εφαρμογή του/της στερεοτυπική απειλή θα απέφευγε την πιο συνηθισμένη εξεταστική παγίδα;</w:t>
+        <w:t>34. Ποια εφαρμογή του/της στερεοτυπική απειλή αντιμετωπίζει σωστά μια συνηθισμένη εννοιολογική σύγχυση;</w:t>
       </w:r>
     </w:p>
     <w:p>
@@ -9842,7 +9842,7 @@
         <w:pStyle w:val="Heading3"/>
       </w:pPr>
       <w:r>
-        <w:t>2. Ποια εφαρμογή του/της Lorenz και ένστικτο θα απέφευγε την πιο συνηθισμένη εξεταστική παγίδα;</w:t>
+        <w:t>2. Ποια εφαρμογή του/της Lorenz και ένστικτο αντιμετωπίζει σωστά μια συνηθισμένη εννοιολογική σύγχυση;</w:t>
       </w:r>
     </w:p>
     <w:p>
@@ -10086,7 +10086,7 @@
         <w:pStyle w:val="Heading3"/>
       </w:pPr>
       <w:r>
-        <w:t>6. Ποια εφαρμογή του/της Tajfel απέναντι στον Lorenz θα απέφευγε την πιο συνηθισμένη εξεταστική παγίδα;</w:t>
+        <w:t>6. Ποια εφαρμογή του/της Tajfel απέναντι στον Lorenz αντιμετωπίζει σωστά μια συνηθισμένη εννοιολογική σύγχυση;</w:t>
       </w:r>
     </w:p>
     <w:p>
@@ -10269,7 +10269,7 @@
         <w:pStyle w:val="Heading3"/>
       </w:pPr>
       <w:r>
-        <w:t>9. Ποια εφαρμογή του/της ματαίωση και επιθετικότητα θα απέφευγε την πιο συνηθισμένη εξεταστική παγίδα;</w:t>
+        <w:t>9. Ποια εφαρμογή του/της ματαίωση και επιθετικότητα αντιμετωπίζει σωστά μια συνηθισμένη εννοιολογική σύγχυση;</w:t>
       </w:r>
     </w:p>
     <w:p>
@@ -10452,7 +10452,7 @@
         <w:pStyle w:val="Heading3"/>
       </w:pPr>
       <w:r>
-        <w:t>12. Ποια εφαρμογή του/της κοινωνική μάθηση της επιθετικότητας θα απέφευγε την πιο συνηθισμένη εξεταστική παγίδα;</w:t>
+        <w:t>12. Ποια εφαρμογή του/της κοινωνική μάθηση της επιθετικότητας αντιμετωπίζει σωστά μια συνηθισμένη εννοιολογική σύγχυση;</w:t>
       </w:r>
     </w:p>
     <w:p>
@@ -10635,7 +10635,7 @@
         <w:pStyle w:val="Heading3"/>
       </w:pPr>
       <w:r>
-        <w:t>15. Ποια εφαρμογή του/της ομάδες και απανθρωποποίηση θα απέφευγε την πιο συνηθισμένη εξεταστική παγίδα;</w:t>
+        <w:t>15. Ποια εφαρμογή του/της ομάδες και απανθρωποποίηση αντιμετωπίζει σωστά μια συνηθισμένη εννοιολογική σύγχυση;</w:t>
       </w:r>
     </w:p>
     <w:p>
@@ -10818,7 +10818,7 @@
         <w:pStyle w:val="Heading3"/>
       </w:pPr>
       <w:r>
-        <w:t>18. Ποια εφαρμογή του/της ορισμός της επιθετικότητας θα απέφευγε την πιο συνηθισμένη εξεταστική παγίδα;</w:t>
+        <w:t>18. Ποια εφαρμογή του/της ορισμός της επιθετικότητας αντιμετωπίζει σωστά μια συνηθισμένη εννοιολογική σύγχυση;</w:t>
       </w:r>
     </w:p>
     <w:p>
@@ -11009,7 +11009,7 @@
         <w:pStyle w:val="Heading3"/>
       </w:pPr>
       <w:r>
-        <w:t>2. Ποια εφαρμογή του/της βοήθεια και αλτρουισμός θα απέφευγε την πιο συνηθισμένη εξεταστική παγίδα;</w:t>
+        <w:t>2. Ποια εφαρμογή του/της βοήθεια και αλτρουισμός αντιμετωπίζει σωστά μια συνηθισμένη εννοιολογική σύγχυση;</w:t>
       </w:r>
     </w:p>
     <w:p>
@@ -11253,7 +11253,7 @@
         <w:pStyle w:val="Heading3"/>
       </w:pPr>
       <w:r>
-        <w:t>6. Ποια εφαρμογή του/της ενσυναίσθηση-αλτρουισμός θα απέφευγε την πιο συνηθισμένη εξεταστική παγίδα;</w:t>
+        <w:t>6. Ποια εφαρμογή του/της ενσυναίσθηση-αλτρουισμός αντιμετωπίζει σωστά μια συνηθισμένη εννοιολογική σύγχυση;</w:t>
       </w:r>
     </w:p>
     <w:p>
@@ -11436,7 +11436,7 @@
         <w:pStyle w:val="Heading3"/>
       </w:pPr>
       <w:r>
-        <w:t>9. Ποια εφαρμογή του/της διάχυση ευθύνης θα απέφευγε την πιο συνηθισμένη εξεταστική παγίδα;</w:t>
+        <w:t>9. Ποια εφαρμογή του/της διάχυση ευθύνης αντιμετωπίζει σωστά μια συνηθισμένη εννοιολογική σύγχυση;</w:t>
       </w:r>
     </w:p>
     <w:p>
@@ -11619,7 +11619,7 @@
         <w:pStyle w:val="Heading3"/>
       </w:pPr>
       <w:r>
-        <w:t>12. Ποια εφαρμογή του/της πλουραλιστική άγνοια θα απέφευγε την πιο συνηθισμένη εξεταστική παγίδα;</w:t>
+        <w:t>12. Ποια εφαρμογή του/της πλουραλιστική άγνοια αντιμετωπίζει σωστά μια συνηθισμένη εννοιολογική σύγχυση;</w:t>
       </w:r>
     </w:p>
     <w:p>
@@ -11802,7 +11802,7 @@
         <w:pStyle w:val="Heading3"/>
       </w:pPr>
       <w:r>
-        <w:t>15. Ποια εφαρμογή του/της αποδόσεις ανάγκης και βοήθεια θα απέφευγε την πιο συνηθισμένη εξεταστική παγίδα;</w:t>
+        <w:t>15. Ποια εφαρμογή του/της αποδόσεις ανάγκης και βοήθεια αντιμετωπίζει σωστά μια συνηθισμένη εννοιολογική σύγχυση;</w:t>
       </w:r>
     </w:p>
     <w:p>
@@ -11985,7 +11985,7 @@
         <w:pStyle w:val="Heading3"/>
       </w:pPr>
       <w:r>
-        <w:t>18. Ποια εφαρμογή του/της κοινωνική ταυτότητα και βοήθεια θα απέφευγε την πιο συνηθισμένη εξεταστική παγίδα;</w:t>
+        <w:t>18. Ποια εφαρμογή του/της κοινωνική ταυτότητα και βοήθεια αντιμετωπίζει σωστά μια συνηθισμένη εννοιολογική σύγχυση;</w:t>
       </w:r>
     </w:p>
     <w:p>
